--- a/KHBD_Tin_học/Lớp_9/Tuần_20/KHBD_Tin_hoc_Lop_9_Tiet20_Bai_14_Tin_hoc_va_inh_huong_nghe_nghiep.docx
+++ b/KHBD_Tin_học/Lớp_9/Tuần_20/KHBD_Tin_hoc_Lop_9_Tiet20_Bai_14_Tin_hoc_va_inh_huong_nghe_nghiep.docx
@@ -360,12 +360,12 @@
       </w:pPr>
       <w:r>
         <w:rPr>
-          <w:rFonts w:ascii="Times New Roman" w:hAnsi="Times New Roman" w:eastAsia="Times New Roman"/>
+          <w:rFonts w:ascii="Times New Roman" w:hAnsi="Times New Roman" w:eastAsia="Times New Roman" w:cs="Times New Roman"/>
           <w:b w:val="0"/>
           <w:i w:val="0"/>
           <w:sz w:val="26"/>
         </w:rPr>
-        <w:t>- Miền I. Khai thác dữ liệu và thông tin (thành tố 1.1. Duyệt, tìm kiếm và lọc dữ liệu, thông tin và nội dung số – Bậc 2): Khai thác thông tin số, dữ liệu đa phương tiện an toàn phục vụ bài học. (Đạt được thông qua Hoạt động 2)</w:t>
+        <w:t>- Miền V. Giải quyết vấn đề (thành tố 5.4. Xác định các vấn đề cần cải thiện về NLS – Bậc 4): Thảo luận về lĩnh vực NLS của bản thân cần được cải thiện hoặc cập nhật,; Chỉ ra được cách hỗ trợ người khác phát triển NLS của họ. (Đạt được thông qua Hoạt động 2, Hoạt động 3).</w:t>
       </w:r>
     </w:p>
     <w:p>
@@ -376,12 +376,12 @@
       </w:pPr>
       <w:r>
         <w:rPr>
-          <w:rFonts w:ascii="Times New Roman" w:hAnsi="Times New Roman" w:eastAsia="Times New Roman"/>
+          <w:rFonts w:ascii="Times New Roman" w:hAnsi="Times New Roman" w:eastAsia="Times New Roman" w:cs="Times New Roman"/>
           <w:b w:val="0"/>
           <w:i w:val="0"/>
           <w:sz w:val="26"/>
         </w:rPr>
-        <w:t>- Miền IV. An toàn (thành tố 4.1. Bảo vệ thiết bị – Bậc 2): Tuân thủ quy tắc an toàn về điện, bảo vệ mắt và giữ vệ sinh thiết bị phòng máy. (Đạt được thông qua Hoạt động 3, Hoạt động 4)</w:t>
+        <w:t>- Miền V. Giải quyết vấn đề (thành tố 5.2. Xác định nhu cầu và giải pháp công nghệ – Bậc 4): Giải thích nhu cầu cá nhân, và; Lựa chọn được các công cụ số và các giải pháp công nghệ có thể để giải quyết những nhu cầu đó. (Đạt được thông qua Hoạt động 3, Hoạt động 4).</w:t>
       </w:r>
     </w:p>
     <w:p>
